--- a/output/Modelos_logit/intensidad_ICCS_2009_simples.docx
+++ b/output/Modelos_logit/intensidad_ICCS_2009_simples.docx
@@ -16,9 +16,9 @@
         <w:gridCol w:w="2599"/>
         <w:gridCol w:w="2905"/>
         <w:gridCol w:w="1952"/>
-        <w:gridCol w:w="2465"/>
-        <w:gridCol w:w="2367"/>
-        <w:gridCol w:w="2906"/>
+        <w:gridCol w:w="3040"/>
+        <w:gridCol w:w="2942"/>
+        <w:gridCol w:w="3481"/>
       </w:tblGrid>
       <w:tr>
         <w:trPr>
@@ -461,7 +461,7 @@
                 <w:szCs w:val="22"/>
                 <w:color w:val="000000"/>
               </w:rPr>
-              <w:t xml:space="preserve">clima_aula_escuela</w:t>
+              <w:t xml:space="preserve">clima_aula_escuela_gmc</w:t>
             </w:r>
           </w:p>
         </w:tc>
@@ -516,7 +516,7 @@
                 <w:szCs w:val="22"/>
                 <w:color w:val="000000"/>
               </w:rPr>
-              <w:t xml:space="preserve">tasa_voto_escuela</w:t>
+              <w:t xml:space="preserve">tasa_voto_escuela_gmc</w:t>
             </w:r>
           </w:p>
         </w:tc>
@@ -571,7 +571,7 @@
                 <w:szCs w:val="22"/>
                 <w:color w:val="000000"/>
               </w:rPr>
-              <w:t xml:space="preserve">tasa_asamblea_escuela</w:t>
+              <w:t xml:space="preserve">tasa_asamblea_escuela_gmc</w:t>
             </w:r>
           </w:p>
         </w:tc>
@@ -3846,7 +3846,7 @@
                 <w:szCs w:val="22"/>
                 <w:color w:val="000000"/>
               </w:rPr>
-              <w:t xml:space="preserve">32.2</w:t>
+              <w:t xml:space="preserve">32.4</w:t>
             </w:r>
           </w:p>
         </w:tc>
